--- a/resources/templates/custom-reference_landscape.docx
+++ b/resources/templates/custom-reference_landscape.docx
@@ -5,9 +5,6 @@
     <w:p>
       <w:pPr>
         <w:pStyle w:val="a4"/>
-        <w:rPr>
-          <w:rFonts w:hint="eastAsia"/>
-        </w:rPr>
       </w:pPr>
       <w:r>
         <w:t xml:space="preserve"> Title </w:t>
@@ -16,9 +13,6 @@
     <w:p>
       <w:pPr>
         <w:pStyle w:val="a6"/>
-        <w:rPr>
-          <w:rFonts w:hint="eastAsia"/>
-        </w:rPr>
       </w:pPr>
       <w:r>
         <w:t xml:space="preserve"> Subtitle </w:t>
@@ -43,9 +37,6 @@
     <w:p>
       <w:pPr>
         <w:pStyle w:val="Abstract"/>
-        <w:rPr>
-          <w:rFonts w:hint="eastAsia"/>
-        </w:rPr>
       </w:pPr>
       <w:r>
         <w:t xml:space="preserve"> Abstract </w:t>
@@ -54,9 +45,6 @@
     <w:p>
       <w:pPr>
         <w:pStyle w:val="1"/>
-        <w:rPr>
-          <w:rFonts w:hint="eastAsia"/>
-        </w:rPr>
       </w:pPr>
       <w:bookmarkStart w:id="0" w:name="heading-1"/>
       <w:r>
@@ -67,9 +55,6 @@
     <w:p>
       <w:pPr>
         <w:pStyle w:val="2"/>
-        <w:rPr>
-          <w:rFonts w:hint="eastAsia"/>
-        </w:rPr>
       </w:pPr>
       <w:bookmarkStart w:id="1" w:name="heading-2"/>
       <w:r>
@@ -80,9 +65,6 @@
     <w:p>
       <w:pPr>
         <w:pStyle w:val="3"/>
-        <w:rPr>
-          <w:rFonts w:hint="eastAsia"/>
-        </w:rPr>
       </w:pPr>
       <w:bookmarkStart w:id="2" w:name="heading-3"/>
       <w:r>
@@ -93,9 +75,6 @@
     <w:p>
       <w:pPr>
         <w:pStyle w:val="4"/>
-        <w:rPr>
-          <w:rFonts w:hint="eastAsia"/>
-        </w:rPr>
       </w:pPr>
       <w:bookmarkStart w:id="3" w:name="heading-4"/>
       <w:r>
@@ -106,9 +85,6 @@
     <w:p>
       <w:pPr>
         <w:pStyle w:val="5"/>
-        <w:rPr>
-          <w:rFonts w:hint="eastAsia"/>
-        </w:rPr>
       </w:pPr>
       <w:bookmarkStart w:id="4" w:name="heading-5"/>
       <w:r>
@@ -119,9 +95,6 @@
     <w:p>
       <w:pPr>
         <w:pStyle w:val="6"/>
-        <w:rPr>
-          <w:rFonts w:hint="eastAsia"/>
-        </w:rPr>
       </w:pPr>
       <w:bookmarkStart w:id="5" w:name="heading-6"/>
       <w:r>
@@ -132,9 +105,6 @@
     <w:p>
       <w:pPr>
         <w:pStyle w:val="7"/>
-        <w:rPr>
-          <w:rFonts w:hint="eastAsia"/>
-        </w:rPr>
       </w:pPr>
       <w:bookmarkStart w:id="6" w:name="heading-7"/>
       <w:r>
@@ -145,9 +115,6 @@
     <w:p>
       <w:pPr>
         <w:pStyle w:val="8"/>
-        <w:rPr>
-          <w:rFonts w:hint="eastAsia"/>
-        </w:rPr>
       </w:pPr>
       <w:bookmarkStart w:id="7" w:name="heading-8"/>
       <w:r>
@@ -158,9 +125,6 @@
     <w:p>
       <w:pPr>
         <w:pStyle w:val="9"/>
-        <w:rPr>
-          <w:rFonts w:hint="eastAsia"/>
-        </w:rPr>
       </w:pPr>
       <w:bookmarkStart w:id="8" w:name="heading-9"/>
       <w:r>
@@ -172,9 +136,6 @@
       <w:pPr>
         <w:pStyle w:val="FirstParagraph"/>
         <w:ind w:firstLine="480"/>
-        <w:rPr>
-          <w:rFonts w:hint="eastAsia"/>
-        </w:rPr>
       </w:pPr>
       <w:r>
         <w:t xml:space="preserve"> First Paragraph. </w:t>
@@ -184,9 +145,6 @@
       <w:pPr>
         <w:pStyle w:val="a0"/>
         <w:ind w:firstLine="480"/>
-        <w:rPr>
-          <w:rFonts w:hint="eastAsia"/>
-        </w:rPr>
       </w:pPr>
       <w:r>
         <w:lastRenderedPageBreak/>
@@ -223,9 +181,6 @@
       <w:pPr>
         <w:pStyle w:val="aa"/>
         <w:ind w:firstLine="480"/>
-        <w:rPr>
-          <w:rFonts w:hint="eastAsia"/>
-        </w:rPr>
       </w:pPr>
       <w:r>
         <w:t xml:space="preserve"> Block Text. </w:t>
@@ -234,9 +189,6 @@
     <w:p>
       <w:pPr>
         <w:pStyle w:val="TableCaption"/>
-        <w:rPr>
-          <w:rFonts w:hint="eastAsia"/>
-        </w:rPr>
       </w:pPr>
       <w:r>
         <w:t xml:space="preserve"> Table caption. </w:t>
@@ -264,9 +216,6 @@
             <w:pPr>
               <w:pStyle w:val="Compact"/>
               <w:ind w:firstLine="480"/>
-              <w:rPr>
-                <w:rFonts w:hint="eastAsia"/>
-              </w:rPr>
             </w:pPr>
             <w:r>
               <w:t xml:space="preserve"> Table </w:t>
@@ -280,9 +229,6 @@
           <w:p>
             <w:pPr>
               <w:pStyle w:val="Compact"/>
-              <w:rPr>
-                <w:rFonts w:hint="eastAsia"/>
-              </w:rPr>
             </w:pPr>
             <w:r>
               <w:t xml:space="preserve"> Table </w:t>
@@ -299,9 +245,6 @@
             <w:pPr>
               <w:pStyle w:val="Compact"/>
               <w:ind w:firstLine="480"/>
-              <w:rPr>
-                <w:rFonts w:hint="eastAsia"/>
-              </w:rPr>
             </w:pPr>
             <w:r>
               <w:t xml:space="preserve"> 1 </w:t>
@@ -316,9 +259,6 @@
             <w:pPr>
               <w:pStyle w:val="Compact"/>
               <w:ind w:firstLine="480"/>
-              <w:rPr>
-                <w:rFonts w:hint="eastAsia"/>
-              </w:rPr>
             </w:pPr>
             <w:r>
               <w:t xml:space="preserve"> 2 </w:t>
@@ -330,9 +270,6 @@
     <w:p>
       <w:pPr>
         <w:pStyle w:val="ImageCaption"/>
-        <w:rPr>
-          <w:rFonts w:hint="eastAsia"/>
-        </w:rPr>
       </w:pPr>
       <w:r>
         <w:t xml:space="preserve"> Image Caption </w:t>
@@ -341,9 +278,6 @@
     <w:p>
       <w:pPr>
         <w:pStyle w:val="DefinitionTerm"/>
-        <w:rPr>
-          <w:rFonts w:hint="eastAsia"/>
-        </w:rPr>
       </w:pPr>
       <w:r>
         <w:t xml:space="preserve"> DefinitionTerm </w:t>
@@ -352,9 +286,6 @@
     <w:p>
       <w:pPr>
         <w:pStyle w:val="Definition"/>
-        <w:rPr>
-          <w:rFonts w:hint="eastAsia"/>
-        </w:rPr>
       </w:pPr>
       <w:r>
         <w:t xml:space="preserve"> Definition </w:t>
@@ -363,9 +294,6 @@
     <w:p>
       <w:pPr>
         <w:pStyle w:val="DefinitionTerm"/>
-        <w:rPr>
-          <w:rFonts w:hint="eastAsia"/>
-        </w:rPr>
       </w:pPr>
       <w:r>
         <w:t xml:space="preserve"> DefinitionTerm </w:t>
@@ -374,9 +302,6 @@
     <w:p>
       <w:pPr>
         <w:pStyle w:val="Definition"/>
-        <w:rPr>
-          <w:rFonts w:hint="eastAsia"/>
-        </w:rPr>
       </w:pPr>
       <w:r>
         <w:t xml:space="preserve"> Definition </w:t>
@@ -398,9 +323,6 @@
     <w:p>
       <w:pPr>
         <w:spacing w:after="0" w:line="240" w:lineRule="auto"/>
-        <w:rPr>
-          <w:rFonts w:hint="eastAsia"/>
-        </w:rPr>
       </w:pPr>
       <w:r>
         <w:separator/>
@@ -411,9 +333,6 @@
     <w:p>
       <w:pPr>
         <w:spacing w:after="0" w:line="240" w:lineRule="auto"/>
-        <w:rPr>
-          <w:rFonts w:hint="eastAsia"/>
-        </w:rPr>
       </w:pPr>
       <w:r>
         <w:continuationSeparator/>
@@ -427,11 +346,6 @@
 <w:footnotes xmlns:wpc="http://schemas.microsoft.com/office/word/2010/wordprocessingCanvas" xmlns:cx="http://schemas.microsoft.com/office/drawing/2014/chartex" xmlns:cx1="http://schemas.microsoft.com/office/drawing/2015/9/8/chartex" xmlns:cx2="http://schemas.microsoft.com/office/drawing/2015/10/21/chartex" xmlns:cx3="http://schemas.microsoft.com/office/drawing/2016/5/9/chartex" xmlns:cx4="http://schemas.microsoft.com/office/drawing/2016/5/10/chartex" xmlns:cx5="http://schemas.microsoft.com/office/drawing/2016/5/11/chartex" xmlns:cx6="http://schemas.microsoft.com/office/drawing/2016/5/12/chartex" xmlns:cx7="http://schemas.microsoft.com/office/drawing/2016/5/13/chartex" xmlns:cx8="http://schemas.microsoft.com/office/drawing/2016/5/14/chartex" xmlns:mc="http://schemas.openxmlformats.org/markup-compatibility/2006" xmlns:aink="http://schemas.microsoft.com/office/drawing/2016/ink" xmlns:am3d="http://schemas.microsoft.com/office/drawing/2017/model3d" xmlns:o="urn:schemas-microsoft-com:office:office" xmlns:oel="http://schemas.microsoft.com/office/2019/extlst" xmlns:r="http://schemas.openxmlformats.org/officeDocument/2006/relationships" xmlns:m="http://schemas.openxmlformats.org/officeDocument/2006/math" xmlns:v="urn:schemas-microsoft-com:vml" xmlns:wp14="http://schemas.microsoft.com/office/word/2010/wordprocessingDrawing" xmlns:wp="http://schemas.openxmlformats.org/drawingml/2006/wordprocessingDrawing" xmlns:w10="urn:schemas-microsoft-com:office:word" xmlns:w="http://schemas.openxmlformats.org/wordprocessingml/2006/main" xmlns:w14="http://schemas.microsoft.com/office/word/2010/wordml" xmlns:w15="http://schemas.microsoft.com/office/word/2012/wordml" xmlns:w16cex="http://schemas.microsoft.com/office/word/2018/wordml/cex" xmlns:w16cid="http://schemas.microsoft.com/office/word/2016/wordml/cid" xmlns:w16="http://schemas.microsoft.com/office/word/2018/wordml" xmlns:w16du="http://schemas.microsoft.com/office/word/2023/wordml/word16du" xmlns:w16sdtdh="http://schemas.microsoft.com/office/word/2020/wordml/sdtdatahash" xmlns:w16sdtfl="http://schemas.microsoft.com/office/word/2024/wordml/sdtformatlock" xmlns:w16se="http://schemas.microsoft.com/office/word/2015/wordml/symex" xmlns:wpg="http://schemas.microsoft.com/office/word/2010/wordprocessingGroup" xmlns:wpi="http://schemas.microsoft.com/office/word/2010/wordprocessingInk" xmlns:wne="http://schemas.microsoft.com/office/word/2006/wordml" xmlns:wps="http://schemas.microsoft.com/office/word/2010/wordprocessingShape" mc:Ignorable="w14 w15 w16se w16cid w16 w16cex w16sdtdh w16sdtfl w16du wp14">
   <w:footnote w:type="separator" w:id="-1">
     <w:p>
-      <w:pPr>
-        <w:rPr>
-          <w:rFonts w:hint="eastAsia"/>
-        </w:rPr>
-      </w:pPr>
       <w:r>
         <w:separator/>
       </w:r>
@@ -439,11 +353,6 @@
   </w:footnote>
   <w:footnote w:type="continuationSeparator" w:id="0">
     <w:p>
-      <w:pPr>
-        <w:rPr>
-          <w:rFonts w:hint="eastAsia"/>
-        </w:rPr>
-      </w:pPr>
       <w:r>
         <w:continuationSeparator/>
       </w:r>
@@ -453,9 +362,6 @@
     <w:p>
       <w:pPr>
         <w:pStyle w:val="ab"/>
-        <w:rPr>
-          <w:rFonts w:hint="eastAsia"/>
-        </w:rPr>
       </w:pPr>
       <w:r>
         <w:rPr>
@@ -847,9 +753,9 @@
   <w:style w:type="paragraph" w:default="1" w:styleId="a">
     <w:name w:val="Normal"/>
     <w:qFormat/>
-    <w:rsid w:val="001C2B7D"/>
-    <w:rPr>
-      <w:rFonts w:ascii="仿宋" w:eastAsia="楷体" w:hAnsi="仿宋"/>
+    <w:rsid w:val="0017753E"/>
+    <w:rPr>
+      <w:rFonts w:ascii="仿宋" w:hAnsi="仿宋"/>
     </w:rPr>
   </w:style>
   <w:style w:type="paragraph" w:styleId="1">
@@ -1114,14 +1020,14 @@
     <w:link w:val="a5"/>
     <w:uiPriority w:val="10"/>
     <w:qFormat/>
-    <w:rsid w:val="001C2B7D"/>
+    <w:rsid w:val="0017753E"/>
     <w:pPr>
       <w:spacing w:after="80" w:line="240" w:lineRule="auto"/>
       <w:contextualSpacing/>
       <w:jc w:val="center"/>
     </w:pPr>
     <w:rPr>
-      <w:rFonts w:cstheme="majorBidi"/>
+      <w:rFonts w:eastAsiaTheme="majorEastAsia" w:cstheme="majorBidi"/>
       <w:spacing w:val="-10"/>
       <w:kern w:val="28"/>
       <w:sz w:val="56"/>
@@ -1133,9 +1039,9 @@
     <w:basedOn w:val="a1"/>
     <w:link w:val="a4"/>
     <w:uiPriority w:val="10"/>
-    <w:rsid w:val="001C2B7D"/>
-    <w:rPr>
-      <w:rFonts w:ascii="仿宋" w:eastAsia="楷体" w:hAnsi="仿宋" w:cstheme="majorBidi"/>
+    <w:rsid w:val="0017753E"/>
+    <w:rPr>
+      <w:rFonts w:ascii="仿宋" w:eastAsiaTheme="majorEastAsia" w:hAnsi="仿宋" w:cstheme="majorBidi"/>
       <w:spacing w:val="-10"/>
       <w:kern w:val="28"/>
       <w:sz w:val="56"/>
@@ -1179,29 +1085,21 @@
     <w:name w:val="Author"/>
     <w:next w:val="a0"/>
     <w:qFormat/>
-    <w:rsid w:val="001C2B7D"/>
     <w:pPr>
       <w:keepNext/>
       <w:keepLines/>
       <w:jc w:val="center"/>
     </w:pPr>
-    <w:rPr>
-      <w:rFonts w:eastAsia="楷体"/>
-    </w:rPr>
   </w:style>
   <w:style w:type="paragraph" w:styleId="a8">
     <w:name w:val="Date"/>
     <w:next w:val="a0"/>
     <w:qFormat/>
-    <w:rsid w:val="001C2B7D"/>
     <w:pPr>
       <w:keepNext/>
       <w:keepLines/>
       <w:jc w:val="center"/>
     </w:pPr>
-    <w:rPr>
-      <w:rFonts w:eastAsia="楷体"/>
-    </w:rPr>
   </w:style>
   <w:style w:type="paragraph" w:customStyle="1" w:styleId="AbstractTitle">
     <w:name w:val="Abstract Title"/>
@@ -1484,9 +1382,8 @@
   <w:style w:type="character" w:customStyle="1" w:styleId="VerbatimChar">
     <w:name w:val="Verbatim Char"/>
     <w:basedOn w:val="ad"/>
-    <w:rsid w:val="001C2B7D"/>
-    <w:rPr>
-      <w:rFonts w:ascii="Consolas" w:eastAsia="楷体" w:hAnsi="Consolas"/>
+    <w:rPr>
+      <w:rFonts w:ascii="Consolas" w:hAnsi="Consolas"/>
       <w:sz w:val="22"/>
     </w:rPr>
   </w:style>
@@ -1504,9 +1401,7 @@
   <w:style w:type="character" w:styleId="af">
     <w:name w:val="Hyperlink"/>
     <w:basedOn w:val="ad"/>
-    <w:rsid w:val="001C2B7D"/>
-    <w:rPr>
-      <w:rFonts w:eastAsia="楷体"/>
+    <w:rPr>
       <w:color w:val="156082" w:themeColor="accent1"/>
     </w:rPr>
   </w:style>
